--- a/zht/docx/45.content.docx
+++ b/zht/docx/45.content.docx
@@ -19,7 +19,7 @@
         <w:rPr>
           <w:lang w:val="zh_TW" w:bidi="zh_TW"/>
         </w:rPr>
-        <w:t>Resource: 研讀筆記 - 書籍簡介 (Tyndale)</w:t>
+        <w:t>Resource: Tyndale Open Study Notes</w:t>
       </w:r>
       <w:r>
         <w:rPr>
@@ -112,7 +112,7 @@
         <w:rPr>
           <w:lang w:val="zh_TW" w:bidi="zh_TW"/>
         </w:rPr>
-        <w:t>研讀筆記 - 書籍簡介 (Tyndale)</w:t>
+        <w:t>Tyndale Open Study Notes</w:t>
       </w:r>
     </w:p>
     <w:p>

--- a/zht/docx/45.content.docx
+++ b/zht/docx/45.content.docx
@@ -19,7 +19,7 @@
         <w:rPr>
           <w:lang w:val="zh_TW" w:bidi="zh_TW"/>
         </w:rPr>
-        <w:t>Resource: Tyndale Open Study Notes</w:t>
+        <w:t>Resource: Aquifer Open Study Notes (Book Intros)</w:t>
       </w:r>
       <w:r>
         <w:rPr>
@@ -112,7 +112,7 @@
         <w:rPr>
           <w:lang w:val="zh_TW" w:bidi="zh_TW"/>
         </w:rPr>
-        <w:t>Tyndale Open Study Notes</w:t>
+        <w:t>Aquifer Open Study Notes (Book Intros)</w:t>
       </w:r>
     </w:p>
     <w:p>

--- a/zht/docx/45.content.docx
+++ b/zht/docx/45.content.docx
@@ -258,18 +258,12 @@
         </w:rPr>
         <w:t>我們不知道是誰最先將福音帶到羅馬。也許是一些來自羅馬的猶太人（見</w:t>
       </w:r>
-      <w:hyperlink r:id="rId13">
-        <w:r>
-          <w:rPr>
-            <w:lang w:val="zh_TW" w:bidi="zh_TW"/>
-          </w:rPr>
-          <w:rPr>
-            <w:color w:val="0000EE"/>
-            <w:u w:val="single"/>
-          </w:rPr>
-          <w:t>徒2:10</w:t>
-        </w:r>
-      </w:hyperlink>
+      <w:r>
+        <w:rPr>
+          <w:lang w:val="zh_TW" w:bidi="zh_TW"/>
+        </w:rPr>
+        <w:t>徒2:10</w:t>
+      </w:r>
       <w:r>
         <w:rPr>
           <w:lang w:val="zh_TW" w:bidi="zh_TW"/>
@@ -290,72 +284,48 @@
         </w:rPr>
         <w:t>公元49年，皇帝克勞第把所有猶太人逐出羅馬，其中也包括猶太基督徒（見</w:t>
       </w:r>
-      <w:hyperlink r:id="rId14">
-        <w:r>
-          <w:rPr>
-            <w:lang w:val="zh_TW" w:bidi="zh_TW"/>
-          </w:rPr>
-          <w:rPr>
-            <w:color w:val="0000EE"/>
-            <w:u w:val="single"/>
-          </w:rPr>
-          <w:t>徒18:2</w:t>
-        </w:r>
-      </w:hyperlink>
+      <w:r>
+        <w:rPr>
+          <w:lang w:val="zh_TW" w:bidi="zh_TW"/>
+        </w:rPr>
+        <w:t>徒18:2</w:t>
+      </w:r>
       <w:r>
         <w:rPr>
           <w:lang w:val="zh_TW" w:bidi="zh_TW"/>
         </w:rPr>
         <w:t>）。雖然保羅從未訪問過羅馬（</w:t>
       </w:r>
-      <w:hyperlink r:id="rId15">
-        <w:r>
-          <w:rPr>
-            <w:lang w:val="zh_TW" w:bidi="zh_TW"/>
-          </w:rPr>
-          <w:rPr>
-            <w:color w:val="0000EE"/>
-            <w:u w:val="single"/>
-          </w:rPr>
-          <w:t>羅1:13</w:t>
-        </w:r>
-      </w:hyperlink>
+      <w:r>
+        <w:rPr>
+          <w:lang w:val="zh_TW" w:bidi="zh_TW"/>
+        </w:rPr>
+        <w:t>羅1:13</w:t>
+      </w:r>
       <w:r>
         <w:rPr>
           <w:lang w:val="zh_TW" w:bidi="zh_TW"/>
         </w:rPr>
         <w:t>），但他在旅程中遇到了一些這樣的羅馬基督徒，如百基拉和亞居拉（</w:t>
       </w:r>
-      <w:hyperlink r:id="rId16">
-        <w:r>
-          <w:rPr>
-            <w:lang w:val="zh_TW" w:bidi="zh_TW"/>
-          </w:rPr>
-          <w:rPr>
-            <w:color w:val="0000EE"/>
-            <w:u w:val="single"/>
-          </w:rPr>
-          <w:t>羅16:3–4</w:t>
-        </w:r>
-      </w:hyperlink>
+      <w:r>
+        <w:rPr>
+          <w:lang w:val="zh_TW" w:bidi="zh_TW"/>
+        </w:rPr>
+        <w:t>羅16:3–4</w:t>
+      </w:r>
       <w:r>
         <w:rPr>
           <w:lang w:val="zh_TW" w:bidi="zh_TW"/>
         </w:rPr>
         <w:t>；參</w:t>
       </w:r>
-      <w:hyperlink r:id="rId14">
-        <w:r>
-          <w:rPr>
-            <w:lang w:val="zh_TW" w:bidi="zh_TW"/>
-          </w:rPr>
-          <w:rPr>
-            <w:color w:val="0000EE"/>
-            <w:u w:val="single"/>
-          </w:rPr>
-          <w:t>徒18:2</w:t>
-        </w:r>
-      </w:hyperlink>
+      <w:r>
+        <w:rPr>
+          <w:lang w:val="zh_TW" w:bidi="zh_TW"/>
+        </w:rPr>
+        <w:t>徒18:2</w:t>
+      </w:r>
       <w:r>
         <w:rPr>
           <w:lang w:val="zh_TW" w:bidi="zh_TW"/>
@@ -376,18 +346,12 @@
         </w:rPr>
         <w:t>克勞第的法令最終失效，因此當保羅寫羅馬書時，許多猶太基督徒已經返回羅馬。然而，在他們離開期間，外邦基督徒在羅馬的基督教群體中已經成為領導者。因此，當保羅寫信給羅馬基督徒時（可能在公元57年左右），羅馬基督教群體分裂為兩個主要派系。外邦基督徒現在成為多數群體，他們很自然地不像他們的猶太弟兄姐妹那樣，關心舊約聖經的連續性和摩西律法的要求。他們甚至明顯地看不起猶太基督徒（見</w:t>
       </w:r>
-      <w:hyperlink r:id="rId17">
-        <w:r>
-          <w:rPr>
-            <w:lang w:val="zh_TW" w:bidi="zh_TW"/>
-          </w:rPr>
-          <w:rPr>
-            <w:color w:val="0000EE"/>
-            <w:u w:val="single"/>
-          </w:rPr>
-          <w:t>羅11:25</w:t>
-        </w:r>
-      </w:hyperlink>
+      <w:r>
+        <w:rPr>
+          <w:lang w:val="zh_TW" w:bidi="zh_TW"/>
+        </w:rPr>
+        <w:t>羅11:25</w:t>
+      </w:r>
       <w:r>
         <w:rPr>
           <w:lang w:val="zh_TW" w:bidi="zh_TW"/>
@@ -419,72 +383,48 @@
         </w:rPr>
         <w:t>在書信的引言中（</w:t>
       </w:r>
-      <w:hyperlink r:id="rId18">
-        <w:r>
-          <w:rPr>
-            <w:lang w:val="zh_TW" w:bidi="zh_TW"/>
-          </w:rPr>
-          <w:rPr>
-            <w:color w:val="0000EE"/>
-            <w:u w:val="single"/>
-          </w:rPr>
-          <w:t>1:1–17</w:t>
-        </w:r>
-      </w:hyperlink>
+      <w:r>
+        <w:rPr>
+          <w:lang w:val="zh_TW" w:bidi="zh_TW"/>
+        </w:rPr>
+        <w:t>1:1–17</w:t>
+      </w:r>
       <w:r>
         <w:rPr>
           <w:lang w:val="zh_TW" w:bidi="zh_TW"/>
         </w:rPr>
         <w:t>），保羅介紹了他自己和他的讀者（</w:t>
       </w:r>
-      <w:hyperlink r:id="rId19">
-        <w:r>
-          <w:rPr>
-            <w:lang w:val="zh_TW" w:bidi="zh_TW"/>
-          </w:rPr>
-          <w:rPr>
-            <w:color w:val="0000EE"/>
-            <w:u w:val="single"/>
-          </w:rPr>
-          <w:t>1:1–7</w:t>
-        </w:r>
-      </w:hyperlink>
+      <w:r>
+        <w:rPr>
+          <w:lang w:val="zh_TW" w:bidi="zh_TW"/>
+        </w:rPr>
+        <w:t>1:1–7</w:t>
+      </w:r>
       <w:r>
         <w:rPr>
           <w:lang w:val="zh_TW" w:bidi="zh_TW"/>
         </w:rPr>
         <w:t>），對羅馬的基督徒表示感謝（</w:t>
       </w:r>
-      <w:hyperlink r:id="rId20">
-        <w:r>
-          <w:rPr>
-            <w:lang w:val="zh_TW" w:bidi="zh_TW"/>
-          </w:rPr>
-          <w:rPr>
-            <w:color w:val="0000EE"/>
-            <w:u w:val="single"/>
-          </w:rPr>
-          <w:t>1:8–15</w:t>
-        </w:r>
-      </w:hyperlink>
+      <w:r>
+        <w:rPr>
+          <w:lang w:val="zh_TW" w:bidi="zh_TW"/>
+        </w:rPr>
+        <w:t>1:8–15</w:t>
+      </w:r>
       <w:r>
         <w:rPr>
           <w:lang w:val="zh_TW" w:bidi="zh_TW"/>
         </w:rPr>
         <w:t>），並介紹了書信的主題：「關於基督的福音」（</w:t>
       </w:r>
-      <w:hyperlink r:id="rId21">
-        <w:r>
-          <w:rPr>
-            <w:lang w:val="zh_TW" w:bidi="zh_TW"/>
-          </w:rPr>
-          <w:rPr>
-            <w:color w:val="0000EE"/>
-            <w:u w:val="single"/>
-          </w:rPr>
-          <w:t>1:16–17</w:t>
-        </w:r>
-      </w:hyperlink>
+      <w:r>
+        <w:rPr>
+          <w:lang w:val="zh_TW" w:bidi="zh_TW"/>
+        </w:rPr>
+        <w:t>1:16–17</w:t>
+      </w:r>
       <w:r>
         <w:rPr>
           <w:lang w:val="zh_TW" w:bidi="zh_TW"/>
@@ -505,54 +445,36 @@
         </w:rPr>
         <w:t>在詳細說明這個福音之前，保羅描述了普世人類罪惡的黑暗背景，這正是福音的必要性。無論是外邦人（</w:t>
       </w:r>
-      <w:hyperlink r:id="rId22">
-        <w:r>
-          <w:rPr>
-            <w:lang w:val="zh_TW" w:bidi="zh_TW"/>
-          </w:rPr>
-          <w:rPr>
-            <w:color w:val="0000EE"/>
-            <w:u w:val="single"/>
-          </w:rPr>
-          <w:t>1:18–32</w:t>
-        </w:r>
-      </w:hyperlink>
+      <w:r>
+        <w:rPr>
+          <w:lang w:val="zh_TW" w:bidi="zh_TW"/>
+        </w:rPr>
+        <w:t>1:18–32</w:t>
+      </w:r>
       <w:r>
         <w:rPr>
           <w:lang w:val="zh_TW" w:bidi="zh_TW"/>
         </w:rPr>
         <w:t>）還是猶太人（</w:t>
       </w:r>
-      <w:hyperlink r:id="rId23">
-        <w:r>
-          <w:rPr>
-            <w:lang w:val="zh_TW" w:bidi="zh_TW"/>
-          </w:rPr>
-          <w:rPr>
-            <w:color w:val="0000EE"/>
-            <w:u w:val="single"/>
-          </w:rPr>
-          <w:t>2:1–3:8</w:t>
-        </w:r>
-      </w:hyperlink>
+      <w:r>
+        <w:rPr>
+          <w:lang w:val="zh_TW" w:bidi="zh_TW"/>
+        </w:rPr>
+        <w:t>2:1–3:8</w:t>
+      </w:r>
       <w:r>
         <w:rPr>
           <w:lang w:val="zh_TW" w:bidi="zh_TW"/>
         </w:rPr>
         <w:t>）都已經離棄了神自己的啟示。所有人「都在罪惡之下」而無法藉著自己的任何行為在神面前稱義（</w:t>
       </w:r>
-      <w:hyperlink r:id="rId24">
-        <w:r>
-          <w:rPr>
-            <w:lang w:val="zh_TW" w:bidi="zh_TW"/>
-          </w:rPr>
-          <w:rPr>
-            <w:color w:val="0000EE"/>
-            <w:u w:val="single"/>
-          </w:rPr>
-          <w:t>3:9–20</w:t>
-        </w:r>
-      </w:hyperlink>
+      <w:r>
+        <w:rPr>
+          <w:lang w:val="zh_TW" w:bidi="zh_TW"/>
+        </w:rPr>
+        <w:t>3:9–20</w:t>
+      </w:r>
       <w:r>
         <w:rPr>
           <w:lang w:val="zh_TW" w:bidi="zh_TW"/>
@@ -573,72 +495,48 @@
         </w:rPr>
         <w:t>在這絕望的景況中出現了福音，它揭示了一條在神面前新的「稱義途徑」。藉著差遣耶穌成為贖罪祭，神提供了這條新的道路，使所有人都可以藉著信心得到這個祭的益處（</w:t>
       </w:r>
-      <w:hyperlink r:id="rId25">
-        <w:r>
-          <w:rPr>
-            <w:lang w:val="zh_TW" w:bidi="zh_TW"/>
-          </w:rPr>
-          <w:rPr>
-            <w:color w:val="0000EE"/>
-            <w:u w:val="single"/>
-          </w:rPr>
-          <w:t>3:21–26</w:t>
-        </w:r>
-      </w:hyperlink>
+      <w:r>
+        <w:rPr>
+          <w:lang w:val="zh_TW" w:bidi="zh_TW"/>
+        </w:rPr>
+        <w:t>3:21–26</w:t>
+      </w:r>
       <w:r>
         <w:rPr>
           <w:lang w:val="zh_TW" w:bidi="zh_TW"/>
         </w:rPr>
         <w:t>）。在</w:t>
       </w:r>
-      <w:hyperlink r:id="rId26">
-        <w:r>
-          <w:rPr>
-            <w:lang w:val="zh_TW" w:bidi="zh_TW"/>
-          </w:rPr>
-          <w:rPr>
-            <w:color w:val="0000EE"/>
-            <w:u w:val="single"/>
-          </w:rPr>
-          <w:t>三章27節至四章25節</w:t>
-        </w:r>
-      </w:hyperlink>
+      <w:r>
+        <w:rPr>
+          <w:lang w:val="zh_TW" w:bidi="zh_TW"/>
+        </w:rPr>
+        <w:t>三章27節至四章25節</w:t>
+      </w:r>
       <w:r>
         <w:rPr>
           <w:lang w:val="zh_TW" w:bidi="zh_TW"/>
         </w:rPr>
         <w:t>，保羅強調了信心的本質與核心。他指出信心排除了誇口，並且信心使猶太人和外邦人平等地在基督裡得到神的恩典（</w:t>
       </w:r>
-      <w:hyperlink r:id="rId27">
-        <w:r>
-          <w:rPr>
-            <w:lang w:val="zh_TW" w:bidi="zh_TW"/>
-          </w:rPr>
-          <w:rPr>
-            <w:color w:val="0000EE"/>
-            <w:u w:val="single"/>
-          </w:rPr>
-          <w:t>3:27–31</w:t>
-        </w:r>
-      </w:hyperlink>
+      <w:r>
+        <w:rPr>
+          <w:lang w:val="zh_TW" w:bidi="zh_TW"/>
+        </w:rPr>
+        <w:t>3:27–31</w:t>
+      </w:r>
       <w:r>
         <w:rPr>
           <w:lang w:val="zh_TW" w:bidi="zh_TW"/>
         </w:rPr>
         <w:t>）。他引用亞伯拉罕來闡述了這些相同的論點（</w:t>
       </w:r>
-      <w:hyperlink r:id="rId28">
-        <w:r>
-          <w:rPr>
-            <w:lang w:val="zh_TW" w:bidi="zh_TW"/>
-          </w:rPr>
-          <w:rPr>
-            <w:color w:val="0000EE"/>
-            <w:u w:val="single"/>
-          </w:rPr>
-          <w:t>4章</w:t>
-        </w:r>
-      </w:hyperlink>
+      <w:r>
+        <w:rPr>
+          <w:lang w:val="zh_TW" w:bidi="zh_TW"/>
+        </w:rPr>
+        <w:t>4章</w:t>
+      </w:r>
       <w:r>
         <w:rPr>
           <w:lang w:val="zh_TW" w:bidi="zh_TW"/>
@@ -659,126 +557,84 @@
         </w:rPr>
         <w:t>在</w:t>
       </w:r>
-      <w:hyperlink r:id="rId29">
-        <w:r>
-          <w:rPr>
-            <w:lang w:val="zh_TW" w:bidi="zh_TW"/>
-          </w:rPr>
-          <w:rPr>
-            <w:color w:val="0000EE"/>
-            <w:u w:val="single"/>
-          </w:rPr>
-          <w:t>五至八章</w:t>
-        </w:r>
-      </w:hyperlink>
+      <w:r>
+        <w:rPr>
+          <w:lang w:val="zh_TW" w:bidi="zh_TW"/>
+        </w:rPr>
+        <w:t>五至八章</w:t>
+      </w:r>
       <w:r>
         <w:rPr>
           <w:lang w:val="zh_TW" w:bidi="zh_TW"/>
         </w:rPr>
         <w:t>，保羅討論了救恩的確據或穩妥性。眾信徒對於分享神榮耀的確信（</w:t>
       </w:r>
-      <w:hyperlink r:id="rId30">
-        <w:r>
-          <w:rPr>
-            <w:lang w:val="zh_TW" w:bidi="zh_TW"/>
-          </w:rPr>
-          <w:rPr>
-            <w:color w:val="0000EE"/>
-            <w:u w:val="single"/>
-          </w:rPr>
-          <w:t>5:1–11</w:t>
-        </w:r>
-      </w:hyperlink>
+      <w:r>
+        <w:rPr>
+          <w:lang w:val="zh_TW" w:bidi="zh_TW"/>
+        </w:rPr>
+        <w:t>5:1–11</w:t>
+      </w:r>
       <w:r>
         <w:rPr>
           <w:lang w:val="zh_TW" w:bidi="zh_TW"/>
         </w:rPr>
         <w:t>）是基於耶穌基督遠遠逆轉了亞當之罪的可怕影響（</w:t>
       </w:r>
-      <w:hyperlink r:id="rId31">
-        <w:r>
-          <w:rPr>
-            <w:lang w:val="zh_TW" w:bidi="zh_TW"/>
-          </w:rPr>
-          <w:rPr>
-            <w:color w:val="0000EE"/>
-            <w:u w:val="single"/>
-          </w:rPr>
-          <w:t>5:12–21</w:t>
-        </w:r>
-      </w:hyperlink>
+      <w:r>
+        <w:rPr>
+          <w:lang w:val="zh_TW" w:bidi="zh_TW"/>
+        </w:rPr>
+        <w:t>5:12–21</w:t>
+      </w:r>
       <w:r>
         <w:rPr>
           <w:lang w:val="zh_TW" w:bidi="zh_TW"/>
         </w:rPr>
         <w:t>）。無論是罪（</w:t>
       </w:r>
-      <w:hyperlink r:id="rId32">
-        <w:r>
-          <w:rPr>
-            <w:lang w:val="zh_TW" w:bidi="zh_TW"/>
-          </w:rPr>
-          <w:rPr>
-            <w:color w:val="0000EE"/>
-            <w:u w:val="single"/>
-          </w:rPr>
-          <w:t>6章</w:t>
-        </w:r>
-      </w:hyperlink>
+      <w:r>
+        <w:rPr>
+          <w:lang w:val="zh_TW" w:bidi="zh_TW"/>
+        </w:rPr>
+        <w:t>6章</w:t>
+      </w:r>
       <w:r>
         <w:rPr>
           <w:lang w:val="zh_TW" w:bidi="zh_TW"/>
         </w:rPr>
         <w:t>）還是律法（</w:t>
       </w:r>
-      <w:hyperlink r:id="rId33">
-        <w:r>
-          <w:rPr>
-            <w:lang w:val="zh_TW" w:bidi="zh_TW"/>
-          </w:rPr>
-          <w:rPr>
-            <w:color w:val="0000EE"/>
-            <w:u w:val="single"/>
-          </w:rPr>
-          <w:t>7章</w:t>
-        </w:r>
-      </w:hyperlink>
+      <w:r>
+        <w:rPr>
+          <w:lang w:val="zh_TW" w:bidi="zh_TW"/>
+        </w:rPr>
+        <w:t>7章</w:t>
+      </w:r>
       <w:r>
         <w:rPr>
           <w:lang w:val="zh_TW" w:bidi="zh_TW"/>
         </w:rPr>
         <w:t>）都不能阻止神完成祂對信徒的旨意。聖靈使信徒從死亡中得釋放（</w:t>
       </w:r>
-      <w:hyperlink r:id="rId34">
-        <w:r>
-          <w:rPr>
-            <w:lang w:val="zh_TW" w:bidi="zh_TW"/>
-          </w:rPr>
-          <w:rPr>
-            <w:color w:val="0000EE"/>
-            <w:u w:val="single"/>
-          </w:rPr>
-          <w:t>8:1–17</w:t>
-        </w:r>
-      </w:hyperlink>
+      <w:r>
+        <w:rPr>
+          <w:lang w:val="zh_TW" w:bidi="zh_TW"/>
+        </w:rPr>
+        <w:t>8:1–17</w:t>
+      </w:r>
       <w:r>
         <w:rPr>
           <w:lang w:val="zh_TW" w:bidi="zh_TW"/>
         </w:rPr>
         <w:t>），並確保他們今生的苦難不會使他們與神所預定的榮耀隔絕（</w:t>
       </w:r>
-      <w:hyperlink r:id="rId35">
-        <w:r>
-          <w:rPr>
-            <w:lang w:val="zh_TW" w:bidi="zh_TW"/>
-          </w:rPr>
-          <w:rPr>
-            <w:color w:val="0000EE"/>
-            <w:u w:val="single"/>
-          </w:rPr>
-          <w:t>8:18–39</w:t>
-        </w:r>
-      </w:hyperlink>
+      <w:r>
+        <w:rPr>
+          <w:lang w:val="zh_TW" w:bidi="zh_TW"/>
+        </w:rPr>
+        <w:t>8:18–39</w:t>
+      </w:r>
       <w:r>
         <w:rPr>
           <w:lang w:val="zh_TW" w:bidi="zh_TW"/>
@@ -799,108 +655,72 @@
         </w:rPr>
         <w:t>只有當基督的信息延續神在舊約聖經中的應許時，福音才能真正成為「好消息」。然而，許多猶太人的不信似乎表明神對以色列的應許並未實現（</w:t>
       </w:r>
-      <w:hyperlink r:id="rId36">
-        <w:r>
-          <w:rPr>
-            <w:lang w:val="zh_TW" w:bidi="zh_TW"/>
-          </w:rPr>
-          <w:rPr>
-            <w:color w:val="0000EE"/>
-            <w:u w:val="single"/>
-          </w:rPr>
-          <w:t>9:1–5</w:t>
-        </w:r>
-      </w:hyperlink>
+      <w:r>
+        <w:rPr>
+          <w:lang w:val="zh_TW" w:bidi="zh_TW"/>
+        </w:rPr>
+        <w:t>9:1–5</w:t>
+      </w:r>
       <w:r>
         <w:rPr>
           <w:lang w:val="zh_TW" w:bidi="zh_TW"/>
         </w:rPr>
         <w:t>）。因此，在</w:t>
       </w:r>
-      <w:hyperlink r:id="rId37">
-        <w:r>
-          <w:rPr>
-            <w:lang w:val="zh_TW" w:bidi="zh_TW"/>
-          </w:rPr>
-          <w:rPr>
-            <w:color w:val="0000EE"/>
-            <w:u w:val="single"/>
-          </w:rPr>
-          <w:t>九至十一章</w:t>
-        </w:r>
-      </w:hyperlink>
+      <w:r>
+        <w:rPr>
+          <w:lang w:val="zh_TW" w:bidi="zh_TW"/>
+        </w:rPr>
+        <w:t>九至十一章</w:t>
+      </w:r>
       <w:r>
         <w:rPr>
           <w:lang w:val="zh_TW" w:bidi="zh_TW"/>
         </w:rPr>
         <w:t>，保羅證明神對於祂的應許是信實的。神從未應許所有猶太人都得救，而只是應許給一群餘民（</w:t>
       </w:r>
-      <w:hyperlink r:id="rId38">
-        <w:r>
-          <w:rPr>
-            <w:lang w:val="zh_TW" w:bidi="zh_TW"/>
-          </w:rPr>
-          <w:rPr>
-            <w:color w:val="0000EE"/>
-            <w:u w:val="single"/>
-          </w:rPr>
-          <w:t>9:6–29</w:t>
-        </w:r>
-      </w:hyperlink>
+      <w:r>
+        <w:rPr>
+          <w:lang w:val="zh_TW" w:bidi="zh_TW"/>
+        </w:rPr>
+        <w:t>9:6–29</w:t>
+      </w:r>
       <w:r>
         <w:rPr>
           <w:lang w:val="zh_TW" w:bidi="zh_TW"/>
         </w:rPr>
         <w:t>）。猶太人自己要為他們的困境負責，因為他們拒絕承認神的應許已經在基督中應驗了（</w:t>
       </w:r>
-      <w:hyperlink r:id="rId39">
-        <w:r>
-          <w:rPr>
-            <w:lang w:val="zh_TW" w:bidi="zh_TW"/>
-          </w:rPr>
-          <w:rPr>
-            <w:color w:val="0000EE"/>
-            <w:u w:val="single"/>
-          </w:rPr>
-          <w:t>9:30–10:21</w:t>
-        </w:r>
-      </w:hyperlink>
+      <w:r>
+        <w:rPr>
+          <w:lang w:val="zh_TW" w:bidi="zh_TW"/>
+        </w:rPr>
+        <w:t>9:30–10:21</w:t>
+      </w:r>
       <w:r>
         <w:rPr>
           <w:lang w:val="zh_TW" w:bidi="zh_TW"/>
         </w:rPr>
         <w:t>）。儘管如此，神仍然信實地保守著一群猶太信徒的餘民（</w:t>
       </w:r>
-      <w:hyperlink r:id="rId40">
-        <w:r>
-          <w:rPr>
-            <w:lang w:val="zh_TW" w:bidi="zh_TW"/>
-          </w:rPr>
-          <w:rPr>
-            <w:color w:val="0000EE"/>
-            <w:u w:val="single"/>
-          </w:rPr>
-          <w:t>11:1–10</w:t>
-        </w:r>
-      </w:hyperlink>
+      <w:r>
+        <w:rPr>
+          <w:lang w:val="zh_TW" w:bidi="zh_TW"/>
+        </w:rPr>
+        <w:t>11:1–10</w:t>
+      </w:r>
       <w:r>
         <w:rPr>
           <w:lang w:val="zh_TW" w:bidi="zh_TW"/>
         </w:rPr>
         <w:t>），而且神還要在祂的子民以色列身上成就更多（</w:t>
       </w:r>
-      <w:hyperlink r:id="rId41">
-        <w:r>
-          <w:rPr>
-            <w:lang w:val="zh_TW" w:bidi="zh_TW"/>
-          </w:rPr>
-          <w:rPr>
-            <w:color w:val="0000EE"/>
-            <w:u w:val="single"/>
-          </w:rPr>
-          <w:t>11:11–36</w:t>
-        </w:r>
-      </w:hyperlink>
+      <w:r>
+        <w:rPr>
+          <w:lang w:val="zh_TW" w:bidi="zh_TW"/>
+        </w:rPr>
+        <w:t>11:11–36</w:t>
+      </w:r>
       <w:r>
         <w:rPr>
           <w:lang w:val="zh_TW" w:bidi="zh_TW"/>
@@ -921,126 +741,84 @@
         </w:rPr>
         <w:t>福音不僅拯救人們脫離罪的懲罰，也改變了一個人的生命。在</w:t>
       </w:r>
-      <w:hyperlink r:id="rId42">
-        <w:r>
-          <w:rPr>
-            <w:lang w:val="zh_TW" w:bidi="zh_TW"/>
-          </w:rPr>
-          <w:rPr>
-            <w:color w:val="0000EE"/>
-            <w:u w:val="single"/>
-          </w:rPr>
-          <w:t>十二章1節至十五章13節</w:t>
-        </w:r>
-      </w:hyperlink>
+      <w:r>
+        <w:rPr>
+          <w:lang w:val="zh_TW" w:bidi="zh_TW"/>
+        </w:rPr>
+        <w:t>十二章1節至十五章13節</w:t>
+      </w:r>
       <w:r>
         <w:rPr>
           <w:lang w:val="zh_TW" w:bidi="zh_TW"/>
         </w:rPr>
         <w:t>，保羅將注意力轉向福音轉化的力量。這種改變要求一種嶄新的思維和生活方式（</w:t>
       </w:r>
-      <w:hyperlink r:id="rId43">
-        <w:r>
-          <w:rPr>
-            <w:lang w:val="zh_TW" w:bidi="zh_TW"/>
-          </w:rPr>
-          <w:rPr>
-            <w:color w:val="0000EE"/>
-            <w:u w:val="single"/>
-          </w:rPr>
-          <w:t>12:1–2</w:t>
-        </w:r>
-      </w:hyperlink>
+      <w:r>
+        <w:rPr>
+          <w:lang w:val="zh_TW" w:bidi="zh_TW"/>
+        </w:rPr>
+        <w:t>12:1–2</w:t>
+      </w:r>
       <w:r>
         <w:rPr>
           <w:lang w:val="zh_TW" w:bidi="zh_TW"/>
         </w:rPr>
         <w:t>）。轉化的生命將具體地展現在群體的和諧（</w:t>
       </w:r>
-      <w:hyperlink r:id="rId44">
-        <w:r>
-          <w:rPr>
-            <w:lang w:val="zh_TW" w:bidi="zh_TW"/>
-          </w:rPr>
-          <w:rPr>
-            <w:color w:val="0000EE"/>
-            <w:u w:val="single"/>
-          </w:rPr>
-          <w:t>12:3–8</w:t>
-        </w:r>
-      </w:hyperlink>
+      <w:r>
+        <w:rPr>
+          <w:lang w:val="zh_TW" w:bidi="zh_TW"/>
+        </w:rPr>
+        <w:t>12:3–8</w:t>
+      </w:r>
       <w:r>
         <w:rPr>
           <w:lang w:val="zh_TW" w:bidi="zh_TW"/>
         </w:rPr>
         <w:t>）、愛的彰顯（</w:t>
       </w:r>
-      <w:hyperlink r:id="rId45">
-        <w:r>
-          <w:rPr>
-            <w:lang w:val="zh_TW" w:bidi="zh_TW"/>
-          </w:rPr>
-          <w:rPr>
-            <w:color w:val="0000EE"/>
-            <w:u w:val="single"/>
-          </w:rPr>
-          <w:t>12:9–21</w:t>
-        </w:r>
-      </w:hyperlink>
+      <w:r>
+        <w:rPr>
+          <w:lang w:val="zh_TW" w:bidi="zh_TW"/>
+        </w:rPr>
+        <w:t>12:9–21</w:t>
+      </w:r>
       <w:r>
         <w:rPr>
           <w:lang w:val="zh_TW" w:bidi="zh_TW"/>
         </w:rPr>
         <w:t>；參</w:t>
       </w:r>
-      <w:hyperlink r:id="rId46">
-        <w:r>
-          <w:rPr>
-            <w:lang w:val="zh_TW" w:bidi="zh_TW"/>
-          </w:rPr>
-          <w:rPr>
-            <w:color w:val="0000EE"/>
-            <w:u w:val="single"/>
-          </w:rPr>
-          <w:t>13:8–10</w:t>
-        </w:r>
-      </w:hyperlink>
+      <w:r>
+        <w:rPr>
+          <w:lang w:val="zh_TW" w:bidi="zh_TW"/>
+        </w:rPr>
+        <w:t>13:8–10</w:t>
+      </w:r>
       <w:r>
         <w:rPr>
           <w:lang w:val="zh_TW" w:bidi="zh_TW"/>
         </w:rPr>
         <w:t>），以及對政府的順服（</w:t>
       </w:r>
-      <w:hyperlink r:id="rId47">
-        <w:r>
-          <w:rPr>
-            <w:lang w:val="zh_TW" w:bidi="zh_TW"/>
-          </w:rPr>
-          <w:rPr>
-            <w:color w:val="0000EE"/>
-            <w:u w:val="single"/>
-          </w:rPr>
-          <w:t>13:1–7</w:t>
-        </w:r>
-      </w:hyperlink>
+      <w:r>
+        <w:rPr>
+          <w:lang w:val="zh_TW" w:bidi="zh_TW"/>
+        </w:rPr>
+        <w:t>13:1–7</w:t>
+      </w:r>
       <w:r>
         <w:rPr>
           <w:lang w:val="zh_TW" w:bidi="zh_TW"/>
         </w:rPr>
         <w:t>）之中。這種轉化的生命，其能力源於神已經完成的工作中，並且在神尚未完成的工作中呈現出迫切性（</w:t>
       </w:r>
-      <w:hyperlink r:id="rId48">
-        <w:r>
-          <w:rPr>
-            <w:lang w:val="zh_TW" w:bidi="zh_TW"/>
-          </w:rPr>
-          <w:rPr>
-            <w:color w:val="0000EE"/>
-            <w:u w:val="single"/>
-          </w:rPr>
-          <w:t>13:11–14</w:t>
-        </w:r>
-      </w:hyperlink>
+      <w:r>
+        <w:rPr>
+          <w:lang w:val="zh_TW" w:bidi="zh_TW"/>
+        </w:rPr>
+        <w:t>13:11–14</w:t>
+      </w:r>
       <w:r>
         <w:rPr>
           <w:lang w:val="zh_TW" w:bidi="zh_TW"/>
@@ -1061,18 +839,12 @@
         </w:rPr>
         <w:t>在</w:t>
       </w:r>
-      <w:hyperlink r:id="rId49">
-        <w:r>
-          <w:rPr>
-            <w:lang w:val="zh_TW" w:bidi="zh_TW"/>
-          </w:rPr>
-          <w:rPr>
-            <w:color w:val="0000EE"/>
-            <w:u w:val="single"/>
-          </w:rPr>
-          <w:t>十四章1節至十五章13節</w:t>
-        </w:r>
-      </w:hyperlink>
+      <w:r>
+        <w:rPr>
+          <w:lang w:val="zh_TW" w:bidi="zh_TW"/>
+        </w:rPr>
+        <w:t>十四章1節至十五章13節</w:t>
+      </w:r>
       <w:r>
         <w:rPr>
           <w:lang w:val="zh_TW" w:bidi="zh_TW"/>
@@ -1093,54 +865,36 @@
         </w:rPr>
         <w:t>羅馬書的結尾再次呈現書信的格式，當中保羅談到他的宣教和旅程計劃（</w:t>
       </w:r>
-      <w:hyperlink r:id="rId50">
-        <w:r>
-          <w:rPr>
-            <w:lang w:val="zh_TW" w:bidi="zh_TW"/>
-          </w:rPr>
-          <w:rPr>
-            <w:color w:val="0000EE"/>
-            <w:u w:val="single"/>
-          </w:rPr>
-          <w:t>15:14–33</w:t>
-        </w:r>
-      </w:hyperlink>
+      <w:r>
+        <w:rPr>
+          <w:lang w:val="zh_TW" w:bidi="zh_TW"/>
+        </w:rPr>
+        <w:t>15:14–33</w:t>
+      </w:r>
       <w:r>
         <w:rPr>
           <w:lang w:val="zh_TW" w:bidi="zh_TW"/>
         </w:rPr>
         <w:t>），問候並稱讚同工和其他基督徒（</w:t>
       </w:r>
-      <w:hyperlink r:id="rId51">
-        <w:r>
-          <w:rPr>
-            <w:lang w:val="zh_TW" w:bidi="zh_TW"/>
-          </w:rPr>
-          <w:rPr>
-            <w:color w:val="0000EE"/>
-            <w:u w:val="single"/>
-          </w:rPr>
-          <w:t>16:1–16</w:t>
-        </w:r>
-      </w:hyperlink>
+      <w:r>
+        <w:rPr>
+          <w:lang w:val="zh_TW" w:bidi="zh_TW"/>
+        </w:rPr>
+        <w:t>16:1–16</w:t>
+      </w:r>
       <w:r>
         <w:rPr>
           <w:lang w:val="zh_TW" w:bidi="zh_TW"/>
         </w:rPr>
         <w:t>），最後以進一步提到同工、警告和頌讚結束（</w:t>
       </w:r>
-      <w:hyperlink r:id="rId52">
-        <w:r>
-          <w:rPr>
-            <w:lang w:val="zh_TW" w:bidi="zh_TW"/>
-          </w:rPr>
-          <w:rPr>
-            <w:color w:val="0000EE"/>
-            <w:u w:val="single"/>
-          </w:rPr>
-          <w:t>16:17–27</w:t>
-        </w:r>
-      </w:hyperlink>
+      <w:r>
+        <w:rPr>
+          <w:lang w:val="zh_TW" w:bidi="zh_TW"/>
+        </w:rPr>
+        <w:t>16:17–27</w:t>
+      </w:r>
       <w:r>
         <w:rPr>
           <w:lang w:val="zh_TW" w:bidi="zh_TW"/>
@@ -1172,36 +926,24 @@
         </w:rPr>
         <w:t>保羅可能在公元57年左右，第三次宣教旅程接近尾聲時，在哥林多停留的三個月期間寫了羅馬書（</w:t>
       </w:r>
-      <w:hyperlink r:id="rId53">
-        <w:r>
-          <w:rPr>
-            <w:lang w:val="zh_TW" w:bidi="zh_TW"/>
-          </w:rPr>
-          <w:rPr>
-            <w:color w:val="0000EE"/>
-            <w:u w:val="single"/>
-          </w:rPr>
-          <w:t>徒20:2–3</w:t>
-        </w:r>
-      </w:hyperlink>
+      <w:r>
+        <w:rPr>
+          <w:lang w:val="zh_TW" w:bidi="zh_TW"/>
+        </w:rPr>
+        <w:t>徒20:2–3</w:t>
+      </w:r>
       <w:r>
         <w:rPr>
           <w:lang w:val="zh_TW" w:bidi="zh_TW"/>
         </w:rPr>
         <w:t>）。</w:t>
       </w:r>
-      <w:hyperlink r:id="rId54">
-        <w:r>
-          <w:rPr>
-            <w:lang w:val="zh_TW" w:bidi="zh_TW"/>
-          </w:rPr>
-          <w:rPr>
-            <w:color w:val="0000EE"/>
-            <w:u w:val="single"/>
-          </w:rPr>
-          <w:t>羅馬書十六章1節</w:t>
-        </w:r>
-      </w:hyperlink>
+      <w:r>
+        <w:rPr>
+          <w:lang w:val="zh_TW" w:bidi="zh_TW"/>
+        </w:rPr>
+        <w:t>羅馬書十六章1節</w:t>
+      </w:r>
       <w:r>
         <w:rPr>
           <w:lang w:val="zh_TW" w:bidi="zh_TW"/>
@@ -1222,180 +964,120 @@
         </w:rPr>
         <w:t>我們可以藉著回顧保羅對其先前事工和未來旅程計劃（</w:t>
       </w:r>
-      <w:hyperlink r:id="rId50">
-        <w:r>
-          <w:rPr>
-            <w:lang w:val="zh_TW" w:bidi="zh_TW"/>
-          </w:rPr>
-          <w:rPr>
-            <w:color w:val="0000EE"/>
-            <w:u w:val="single"/>
-          </w:rPr>
-          <w:t>15:14–33</w:t>
-        </w:r>
-      </w:hyperlink>
+      <w:r>
+        <w:rPr>
+          <w:lang w:val="zh_TW" w:bidi="zh_TW"/>
+        </w:rPr>
+        <w:t>15:14–33</w:t>
+      </w:r>
       <w:r>
         <w:rPr>
           <w:lang w:val="zh_TW" w:bidi="zh_TW"/>
         </w:rPr>
         <w:t>），來確定他寫羅馬書時的大致狀況。四個地理位置提供了框架作參考：（1）回顧過去，保羅宣稱他已經「從耶路撒冷，直轉到以利哩古，到處傳了基督的福音」（</w:t>
       </w:r>
-      <w:hyperlink r:id="rId55">
-        <w:r>
-          <w:rPr>
-            <w:lang w:val="zh_TW" w:bidi="zh_TW"/>
-          </w:rPr>
-          <w:rPr>
-            <w:color w:val="0000EE"/>
-            <w:u w:val="single"/>
-          </w:rPr>
-          <w:t>15:19</w:t>
-        </w:r>
-      </w:hyperlink>
+      <w:r>
+        <w:rPr>
+          <w:lang w:val="zh_TW" w:bidi="zh_TW"/>
+        </w:rPr>
+        <w:t>15:19</w:t>
+      </w:r>
       <w:r>
         <w:rPr>
           <w:lang w:val="zh_TW" w:bidi="zh_TW"/>
         </w:rPr>
         <w:t>）。以利哩古是羅馬的一個省份，大致上是與現在的塞爾維亞（Serbia）和克羅埃西亞（Croatia，或譯：克羅地亞）相同的地區。保羅指出，他已經從耶路撒冷，經過小亞細亞，直到進入馬其頓和希臘的主要城市中建立了教會。這些區域是保羅和他的同伴在使徒行傳所記載的三次偉大宣教旅程所經過的。（2）保羅的旅程中間有一個目的地是耶路撒冷，他計劃在那裡交付「供給聖徒的禮物」（</w:t>
       </w:r>
-      <w:hyperlink r:id="rId56">
-        <w:r>
-          <w:rPr>
-            <w:lang w:val="zh_TW" w:bidi="zh_TW"/>
-          </w:rPr>
-          <w:rPr>
-            <w:color w:val="0000EE"/>
-            <w:u w:val="single"/>
-          </w:rPr>
-          <w:t>15:25</w:t>
-        </w:r>
-      </w:hyperlink>
+      <w:r>
+        <w:rPr>
+          <w:lang w:val="zh_TW" w:bidi="zh_TW"/>
+        </w:rPr>
+        <w:t>15:25</w:t>
+      </w:r>
       <w:r>
         <w:rPr>
           <w:lang w:val="zh_TW" w:bidi="zh_TW"/>
         </w:rPr>
         <w:t>）。這份禮物是保羅從他所創立的外邦人教會中收集的捐款，用來幫助耶路撒冷的教會（</w:t>
       </w:r>
-      <w:hyperlink r:id="rId57">
-        <w:r>
-          <w:rPr>
-            <w:lang w:val="zh_TW" w:bidi="zh_TW"/>
-          </w:rPr>
-          <w:rPr>
-            <w:color w:val="0000EE"/>
-            <w:u w:val="single"/>
-          </w:rPr>
-          <w:t>15:26</w:t>
-        </w:r>
-      </w:hyperlink>
+      <w:r>
+        <w:rPr>
+          <w:lang w:val="zh_TW" w:bidi="zh_TW"/>
+        </w:rPr>
+        <w:t>15:26</w:t>
+      </w:r>
       <w:r>
         <w:rPr>
           <w:lang w:val="zh_TW" w:bidi="zh_TW"/>
         </w:rPr>
         <w:t>；另見</w:t>
       </w:r>
-      <w:hyperlink r:id="rId58">
-        <w:r>
-          <w:rPr>
-            <w:lang w:val="zh_TW" w:bidi="zh_TW"/>
-          </w:rPr>
-          <w:rPr>
-            <w:color w:val="0000EE"/>
-            <w:u w:val="single"/>
-          </w:rPr>
-          <w:t>林前16:1–4</w:t>
-        </w:r>
-      </w:hyperlink>
+      <w:r>
+        <w:rPr>
+          <w:lang w:val="zh_TW" w:bidi="zh_TW"/>
+        </w:rPr>
+        <w:t>林前16:1–4</w:t>
+      </w:r>
       <w:r>
         <w:rPr>
           <w:lang w:val="zh_TW" w:bidi="zh_TW"/>
         </w:rPr>
         <w:t>；</w:t>
       </w:r>
-      <w:hyperlink r:id="rId59">
-        <w:r>
-          <w:rPr>
-            <w:lang w:val="zh_TW" w:bidi="zh_TW"/>
-          </w:rPr>
-          <w:rPr>
-            <w:color w:val="0000EE"/>
-            <w:u w:val="single"/>
-          </w:rPr>
-          <w:t>林後8:1–9:15</w:t>
-        </w:r>
-      </w:hyperlink>
+      <w:r>
+        <w:rPr>
+          <w:lang w:val="zh_TW" w:bidi="zh_TW"/>
+        </w:rPr>
+        <w:t>林後8:1–9:15</w:t>
+      </w:r>
       <w:r>
         <w:rPr>
           <w:lang w:val="zh_TW" w:bidi="zh_TW"/>
         </w:rPr>
         <w:t>）。（3）在到達耶路撒冷並交付這筆捐款後，保羅計劃前往羅馬（</w:t>
       </w:r>
-      <w:hyperlink r:id="rId60">
-        <w:r>
-          <w:rPr>
-            <w:lang w:val="zh_TW" w:bidi="zh_TW"/>
-          </w:rPr>
-          <w:rPr>
-            <w:color w:val="0000EE"/>
-            <w:u w:val="single"/>
-          </w:rPr>
-          <w:t>羅15:24</w:t>
-        </w:r>
-      </w:hyperlink>
+      <w:r>
+        <w:rPr>
+          <w:lang w:val="zh_TW" w:bidi="zh_TW"/>
+        </w:rPr>
+        <w:t>羅15:24</w:t>
+      </w:r>
       <w:r>
         <w:rPr>
           <w:lang w:val="zh_TW" w:bidi="zh_TW"/>
         </w:rPr>
         <w:t>）。（4）正如</w:t>
       </w:r>
-      <w:hyperlink r:id="rId60">
-        <w:r>
-          <w:rPr>
-            <w:lang w:val="zh_TW" w:bidi="zh_TW"/>
-          </w:rPr>
-          <w:rPr>
-            <w:color w:val="0000EE"/>
-            <w:u w:val="single"/>
-          </w:rPr>
-          <w:t>十五章24節</w:t>
-        </w:r>
-      </w:hyperlink>
+      <w:r>
+        <w:rPr>
+          <w:lang w:val="zh_TW" w:bidi="zh_TW"/>
+        </w:rPr>
+        <w:t>十五章24節</w:t>
+      </w:r>
       <w:r>
         <w:rPr>
           <w:lang w:val="zh_TW" w:bidi="zh_TW"/>
         </w:rPr>
         <w:t>的用詞（「經過」）所表達的，與羅馬基督徒長時間同住並不是保羅的最終目的。他最終目是西班牙，在那裡他可以履行他的召命，在「基督的名未被稱過的地方」建立教會（</w:t>
       </w:r>
-      <w:hyperlink r:id="rId61">
-        <w:r>
-          <w:rPr>
-            <w:lang w:val="zh_TW" w:bidi="zh_TW"/>
-          </w:rPr>
-          <w:rPr>
-            <w:color w:val="0000EE"/>
-            <w:u w:val="single"/>
-          </w:rPr>
-          <w:t>15:20</w:t>
-        </w:r>
-      </w:hyperlink>
+      <w:r>
+        <w:rPr>
+          <w:lang w:val="zh_TW" w:bidi="zh_TW"/>
+        </w:rPr>
+        <w:t>15:20</w:t>
+      </w:r>
       <w:r>
         <w:rPr>
           <w:lang w:val="zh_TW" w:bidi="zh_TW"/>
         </w:rPr>
         <w:t>、</w:t>
       </w:r>
-      <w:hyperlink r:id="rId60">
-        <w:r>
-          <w:rPr>
-            <w:lang w:val="zh_TW" w:bidi="zh_TW"/>
-          </w:rPr>
-          <w:rPr>
-            <w:color w:val="0000EE"/>
-            <w:u w:val="single"/>
-          </w:rPr>
-          <w:t>24</w:t>
-        </w:r>
-      </w:hyperlink>
+      <w:r>
+        <w:rPr>
+          <w:lang w:val="zh_TW" w:bidi="zh_TW"/>
+        </w:rPr>
+        <w:t>24</w:t>
+      </w:r>
       <w:r>
         <w:rPr>
           <w:lang w:val="zh_TW" w:bidi="zh_TW"/>
@@ -1441,36 +1123,24 @@
         </w:rPr>
         <w:t>保羅在他的事工中處於一個關鍵時刻（</w:t>
       </w:r>
-      <w:hyperlink r:id="rId61">
-        <w:r>
-          <w:rPr>
-            <w:lang w:val="zh_TW" w:bidi="zh_TW"/>
-          </w:rPr>
-          <w:rPr>
-            <w:color w:val="0000EE"/>
-            <w:u w:val="single"/>
-          </w:rPr>
-          <w:t>15:20</w:t>
-        </w:r>
-      </w:hyperlink>
+      <w:r>
+        <w:rPr>
+          <w:lang w:val="zh_TW" w:bidi="zh_TW"/>
+        </w:rPr>
+        <w:t>15:20</w:t>
+      </w:r>
       <w:r>
         <w:rPr>
           <w:lang w:val="zh_TW" w:bidi="zh_TW"/>
         </w:rPr>
         <w:t>）。他已經在地中海東部地區「到處傳了」這個福音（</w:t>
       </w:r>
-      <w:hyperlink r:id="rId55">
-        <w:r>
-          <w:rPr>
-            <w:lang w:val="zh_TW" w:bidi="zh_TW"/>
-          </w:rPr>
-          <w:rPr>
-            <w:color w:val="0000EE"/>
-            <w:u w:val="single"/>
-          </w:rPr>
-          <w:t>15:19</w:t>
-        </w:r>
-      </w:hyperlink>
+      <w:r>
+        <w:rPr>
+          <w:lang w:val="zh_TW" w:bidi="zh_TW"/>
+        </w:rPr>
+        <w:t>15:19</w:t>
+      </w:r>
       <w:r>
         <w:rPr>
           <w:lang w:val="zh_TW" w:bidi="zh_TW"/>
@@ -1505,18 +1175,12 @@
         </w:rPr>
         <w:t>因此，另一個目的就浮現了：保羅希望爭取羅馬的基督徒對他在西班牙的新使命作出支持。保羅的「差派教會」安提阿，距離西班牙有數千英里之遙，當這位使徒尋求一個新的教會與他合作時，他的注意力自然轉向了羅馬的教會（</w:t>
       </w:r>
-      <w:hyperlink r:id="rId60">
-        <w:r>
-          <w:rPr>
-            <w:lang w:val="zh_TW" w:bidi="zh_TW"/>
-          </w:rPr>
-          <w:rPr>
-            <w:color w:val="0000EE"/>
-            <w:u w:val="single"/>
-          </w:rPr>
-          <w:t>15:24</w:t>
-        </w:r>
-      </w:hyperlink>
+      <w:r>
+        <w:rPr>
+          <w:lang w:val="zh_TW" w:bidi="zh_TW"/>
+        </w:rPr>
+        <w:t>15:24</w:t>
+      </w:r>
       <w:r>
         <w:rPr>
           <w:lang w:val="zh_TW" w:bidi="zh_TW"/>
@@ -1537,18 +1201,12 @@
         </w:rPr>
         <w:t>保羅寫這封書信還有第三個原因：為了修補羅馬基督徒群體中的裂痕——該團體對於舊約聖經律法應在多大的程度上繼續指導信徒的問題上出現了分歧（見</w:t>
       </w:r>
-      <w:hyperlink r:id="rId49">
-        <w:r>
-          <w:rPr>
-            <w:lang w:val="zh_TW" w:bidi="zh_TW"/>
-          </w:rPr>
-          <w:rPr>
-            <w:color w:val="0000EE"/>
-            <w:u w:val="single"/>
-          </w:rPr>
-          <w:t>14:1–15:13</w:t>
-        </w:r>
-      </w:hyperlink>
+      <w:r>
+        <w:rPr>
+          <w:lang w:val="zh_TW" w:bidi="zh_TW"/>
+        </w:rPr>
+        <w:t>14:1–15:13</w:t>
+      </w:r>
       <w:r>
         <w:rPr>
           <w:lang w:val="zh_TW" w:bidi="zh_TW"/>
@@ -1617,18 +1275,12 @@
         </w:rPr>
         <w:t>）追隨著他的腳步，在這封信中看到了經典的聖經真理表達，即人是藉著對基督的信心而在神面前稱義，並不是靠他們自己的努力。宗教改革家們認為保羅是在反對一種律法主義的猶太教，這種猶太教堅持人們必須遵守律法才能得救。猶太人對律法的過度關注導致許多猶太人認為忠於律法足以叫人得救（例如：</w:t>
       </w:r>
-      <w:hyperlink r:id="rId62">
-        <w:r>
-          <w:rPr>
-            <w:lang w:val="zh_TW" w:bidi="zh_TW"/>
-          </w:rPr>
-          <w:rPr>
-            <w:color w:val="0000EE"/>
-            <w:u w:val="single"/>
-          </w:rPr>
-          <w:t>10:1–4</w:t>
-        </w:r>
-      </w:hyperlink>
+      <w:r>
+        <w:rPr>
+          <w:lang w:val="zh_TW" w:bidi="zh_TW"/>
+        </w:rPr>
+        <w:t>10:1–4</w:t>
+      </w:r>
       <w:r>
         <w:rPr>
           <w:lang w:val="zh_TW" w:bidi="zh_TW"/>
